--- a/Taller2_NicolasLara - n.larav.docx
+++ b/Taller2_NicolasLara - n.larav.docx
@@ -497,16 +497,172 @@
       </w:r>
     </w:p>
     <w:p>
-      <w:pPr>
-        <w:rPr>
-          <w:lang w:val="es-CO"/>
-        </w:rPr>
-      </w:pPr>
       <w:r>
+        <w:lastRenderedPageBreak/>
+        <w:drawing>
+          <wp:inline distT="0" distB="0" distL="0" distR="0" wp14:anchorId="1022377F" wp14:editId="15C4B64F">
+            <wp:extent cx="5612130" cy="2633345"/>
+            <wp:effectExtent l="0" t="0" r="7620" b="0"/>
+            <wp:docPr id="2046052197" name="Picture 1"/>
+            <wp:cNvGraphicFramePr>
+              <a:graphicFrameLocks xmlns:a="http://schemas.openxmlformats.org/drawingml/2006/main" noChangeAspect="1"/>
+            </wp:cNvGraphicFramePr>
+            <a:graphic xmlns:a="http://schemas.openxmlformats.org/drawingml/2006/main">
+              <a:graphicData uri="http://schemas.openxmlformats.org/drawingml/2006/picture">
+                <pic:pic xmlns:pic="http://schemas.openxmlformats.org/drawingml/2006/picture">
+                  <pic:nvPicPr>
+                    <pic:cNvPr id="2046052197" name=""/>
+                    <pic:cNvPicPr/>
+                  </pic:nvPicPr>
+                  <pic:blipFill>
+                    <a:blip r:embed="rId12"/>
+                    <a:stretch>
+                      <a:fillRect/>
+                    </a:stretch>
+                  </pic:blipFill>
+                  <pic:spPr>
+                    <a:xfrm>
+                      <a:off x="0" y="0"/>
+                      <a:ext cx="5612130" cy="2633345"/>
+                    </a:xfrm>
+                    <a:prstGeom prst="rect">
+                      <a:avLst/>
+                    </a:prstGeom>
+                  </pic:spPr>
+                </pic:pic>
+              </a:graphicData>
+            </a:graphic>
+          </wp:inline>
+        </w:drawing>
+      </w:r>
+    </w:p>
+    <w:p>
+      <w:pPr>
+        <w:rPr>
+          <w:lang w:val="es-CO"/>
+        </w:rPr>
+      </w:pPr>
+    </w:p>
+    <w:p>
+      <w:pPr>
+        <w:rPr>
+          <w:lang w:val="es-CO"/>
+        </w:rPr>
+      </w:pPr>
+      <w:r>
+        <w:rPr>
+          <w:lang w:val="es-CO"/>
+        </w:rPr>
+        <w:drawing>
+          <wp:inline distT="0" distB="0" distL="0" distR="0" wp14:anchorId="3DED2A51" wp14:editId="780E46E5">
+            <wp:extent cx="5612130" cy="3949700"/>
+            <wp:effectExtent l="0" t="0" r="7620" b="0"/>
+            <wp:docPr id="610495300" name="Picture 1"/>
+            <wp:cNvGraphicFramePr>
+              <a:graphicFrameLocks xmlns:a="http://schemas.openxmlformats.org/drawingml/2006/main" noChangeAspect="1"/>
+            </wp:cNvGraphicFramePr>
+            <a:graphic xmlns:a="http://schemas.openxmlformats.org/drawingml/2006/main">
+              <a:graphicData uri="http://schemas.openxmlformats.org/drawingml/2006/picture">
+                <pic:pic xmlns:pic="http://schemas.openxmlformats.org/drawingml/2006/picture">
+                  <pic:nvPicPr>
+                    <pic:cNvPr id="610495300" name=""/>
+                    <pic:cNvPicPr/>
+                  </pic:nvPicPr>
+                  <pic:blipFill>
+                    <a:blip r:embed="rId13"/>
+                    <a:stretch>
+                      <a:fillRect/>
+                    </a:stretch>
+                  </pic:blipFill>
+                  <pic:spPr>
+                    <a:xfrm>
+                      <a:off x="0" y="0"/>
+                      <a:ext cx="5612130" cy="3949700"/>
+                    </a:xfrm>
+                    <a:prstGeom prst="rect">
+                      <a:avLst/>
+                    </a:prstGeom>
+                  </pic:spPr>
+                </pic:pic>
+              </a:graphicData>
+            </a:graphic>
+          </wp:inline>
+        </w:drawing>
+      </w:r>
+    </w:p>
+    <w:p>
+      <w:pPr>
+        <w:rPr>
+          <w:lang w:val="es-CO"/>
+        </w:rPr>
+      </w:pPr>
+    </w:p>
+    <w:p>
+      <w:pPr>
+        <w:rPr>
+          <w:lang w:val="es-CO"/>
+        </w:rPr>
+      </w:pPr>
+      <w:r>
         <w:rPr>
           <w:lang w:val="es-CO"/>
         </w:rPr>
         <w:t>Screenshot de rama main con Pull request aceptado con cambios de compañero.</w:t>
+      </w:r>
+    </w:p>
+    <w:p>
+      <w:pPr>
+        <w:rPr>
+          <w:lang w:val="es-CO"/>
+        </w:rPr>
+      </w:pPr>
+    </w:p>
+    <w:p>
+      <w:pPr>
+        <w:rPr>
+          <w:lang w:val="es-CO"/>
+        </w:rPr>
+      </w:pPr>
+      <w:r>
+        <w:rPr>
+          <w:lang w:val="es-CO"/>
+        </w:rPr>
+        <w:lastRenderedPageBreak/>
+        <w:drawing>
+          <wp:inline distT="0" distB="0" distL="0" distR="0" wp14:anchorId="13B8055C" wp14:editId="232CA284">
+            <wp:extent cx="5612130" cy="2071370"/>
+            <wp:effectExtent l="0" t="0" r="7620" b="5080"/>
+            <wp:docPr id="811095264" name="Picture 1"/>
+            <wp:cNvGraphicFramePr>
+              <a:graphicFrameLocks xmlns:a="http://schemas.openxmlformats.org/drawingml/2006/main" noChangeAspect="1"/>
+            </wp:cNvGraphicFramePr>
+            <a:graphic xmlns:a="http://schemas.openxmlformats.org/drawingml/2006/main">
+              <a:graphicData uri="http://schemas.openxmlformats.org/drawingml/2006/picture">
+                <pic:pic xmlns:pic="http://schemas.openxmlformats.org/drawingml/2006/picture">
+                  <pic:nvPicPr>
+                    <pic:cNvPr id="811095264" name=""/>
+                    <pic:cNvPicPr/>
+                  </pic:nvPicPr>
+                  <pic:blipFill>
+                    <a:blip r:embed="rId14"/>
+                    <a:stretch>
+                      <a:fillRect/>
+                    </a:stretch>
+                  </pic:blipFill>
+                  <pic:spPr>
+                    <a:xfrm>
+                      <a:off x="0" y="0"/>
+                      <a:ext cx="5612130" cy="2071370"/>
+                    </a:xfrm>
+                    <a:prstGeom prst="rect">
+                      <a:avLst/>
+                    </a:prstGeom>
+                  </pic:spPr>
+                </pic:pic>
+              </a:graphicData>
+            </a:graphic>
+          </wp:inline>
+        </w:drawing>
       </w:r>
     </w:p>
     <w:sectPr>
